--- a/report/Project-Report.docx
+++ b/report/Project-Report.docx
@@ -1123,13 +1123,19 @@
         <w:rPr>
           <w:spacing w:val="30"/>
         </w:rPr>
-        <w:t>F</w:t>
+        <w:t xml:space="preserve">For Task 2, I created and updated my profiles on GitHub, LinkedIn, and </w:t>
       </w:r>
       <w:r>
         <w:rPr>
           <w:spacing w:val="30"/>
         </w:rPr>
-        <w:t>or Task 2, I created and updated my profiles on GitHub, LinkedIn, and Kaggle to build a professional digital presence. On GitHub, I set up my profile README, which includes my name, branch, year, and a brief description of my learning goals. This platform will help me showcase my coding projects and track my progress over time.</w:t>
+        <w:t>Stack Overflow</w:t>
+      </w:r>
+      <w:r>
+        <w:rPr>
+          <w:spacing w:val="30"/>
+        </w:rPr>
+        <w:t xml:space="preserve"> to build a professional digital presence. On GitHub, I set up my profile README, which includes my name, branch, year, and a brief description of my learning goals. This platform will help me showcase my coding projects and track my progress over time.</w:t>
       </w:r>
     </w:p>
     <w:p>
@@ -1143,7 +1149,39 @@
         <w:rPr>
           <w:spacing w:val="30"/>
         </w:rPr>
-        <w:t>On LinkedIn, I completed my education details, including my degree, institution, and expected graduation year. LinkedIn will help me connect with professionals, explore career opportunities, and build a professional network. On Kaggle, I created an account to explore datasets and improve my skills in data analysis and machine learning.</w:t>
+        <w:t xml:space="preserve">On LinkedIn, I completed my education details, including my degree, institution, and expected graduation year. LinkedIn will help me connect with professionals, explore career opportunities, and build a professional network. On </w:t>
+      </w:r>
+      <w:r>
+        <w:rPr>
+          <w:spacing w:val="30"/>
+        </w:rPr>
+        <w:t>Stack Overflow</w:t>
+      </w:r>
+      <w:r>
+        <w:rPr>
+          <w:spacing w:val="30"/>
+        </w:rPr>
+        <w:t xml:space="preserve">, I created an account to explore </w:t>
+      </w:r>
+      <w:r>
+        <w:rPr>
+          <w:spacing w:val="30"/>
+        </w:rPr>
+        <w:t xml:space="preserve">the </w:t>
+      </w:r>
+      <w:proofErr w:type="gramStart"/>
+      <w:r>
+        <w:rPr>
+          <w:spacing w:val="30"/>
+        </w:rPr>
+        <w:t>community ,</w:t>
+      </w:r>
+      <w:proofErr w:type="gramEnd"/>
+      <w:r>
+        <w:rPr>
+          <w:spacing w:val="30"/>
+        </w:rPr>
+        <w:t xml:space="preserve"> clear my doubts and to interact with fellow coders .</w:t>
       </w:r>
     </w:p>
     <w:p>
@@ -1233,21 +1271,7 @@
         <w:rPr>
           <w:spacing w:val="30"/>
         </w:rPr>
-        <w:t xml:space="preserve">For Task 3, I explored both coding practice platforms and collaboration tools. I created an account on </w:t>
-      </w:r>
-      <w:proofErr w:type="spellStart"/>
-      <w:r>
-        <w:rPr>
-          <w:spacing w:val="30"/>
-        </w:rPr>
-        <w:t>HackerRank</w:t>
-      </w:r>
-      <w:proofErr w:type="spellEnd"/>
-      <w:r>
-        <w:rPr>
-          <w:spacing w:val="30"/>
-        </w:rPr>
-        <w:t xml:space="preserve"> and completed a beginner-level problem, which helped me understand basic problem-solving and coding logic. This platform is useful for improving programming skills and preparing for technical interviews.</w:t>
+        <w:t>For Task 3, I explored both coding practice platforms and collaboration tools. I created an account on HackerRank and completed a beginner-level problem, which helped me understand basic problem-solving and coding logic. This platform is useful for improving programming skills and preparing for technical interviews.</w:t>
       </w:r>
     </w:p>
     <w:p>
@@ -1289,21 +1313,7 @@
         <w:rPr>
           <w:spacing w:val="30"/>
         </w:rPr>
-        <w:t xml:space="preserve">These tools are very useful for students as they support both learning and collaboration. </w:t>
-      </w:r>
-      <w:proofErr w:type="spellStart"/>
-      <w:r>
-        <w:rPr>
-          <w:spacing w:val="30"/>
-        </w:rPr>
-        <w:t>HackerRank</w:t>
-      </w:r>
-      <w:proofErr w:type="spellEnd"/>
-      <w:r>
-        <w:rPr>
-          <w:spacing w:val="30"/>
-        </w:rPr>
-        <w:t xml:space="preserve"> helps in building coding skills, while Google Forms and Sheets are useful for surveys, quizzes, and teamwork. This task gave me hands-on experience with practical tools that I can use throughout my academic journey. It also improved my understanding of how technology can be used for both individual learning and group activities.</w:t>
+        <w:t>These tools are very useful for students as they support both learning and collaboration. HackerRank helps in building coding skills, while Google Forms and Sheets are useful for surveys, quizzes, and teamwork. This task gave me hands-on experience with practical tools that I can use throughout my academic journey. It also improved my understanding of how technology can be used for both individual learning and group activities.</w:t>
       </w:r>
     </w:p>
     <w:p>
@@ -1500,6 +1510,556 @@
         </w:rPr>
         <w:t>I also created a prevention checklist that included practical tips to stay safe online, especially for students. One important habit I will change is being more cautious while sharing personal or financial information online. I will also make sure to verify sources before trusting any message or link. This task increased my awareness of online risks and taught me how to protect myself and others in the digital world.</w:t>
       </w:r>
+    </w:p>
+    <w:p>
+      <w:pPr>
+        <w:pStyle w:val="NormalWeb"/>
+        <w:rPr>
+          <w:spacing w:val="30"/>
+        </w:rPr>
+      </w:pPr>
+    </w:p>
+    <w:p>
+      <w:pPr>
+        <w:pStyle w:val="NormalWeb"/>
+        <w:rPr>
+          <w:spacing w:val="30"/>
+        </w:rPr>
+      </w:pPr>
+    </w:p>
+    <w:p>
+      <w:pPr>
+        <w:pStyle w:val="NormalWeb"/>
+        <w:rPr>
+          <w:spacing w:val="30"/>
+        </w:rPr>
+      </w:pPr>
+    </w:p>
+    <w:p>
+      <w:pPr>
+        <w:pStyle w:val="NormalWeb"/>
+        <w:rPr>
+          <w:spacing w:val="30"/>
+        </w:rPr>
+      </w:pPr>
+    </w:p>
+    <w:p>
+      <w:pPr>
+        <w:jc w:val="center"/>
+        <w:rPr>
+          <w:rFonts w:ascii="Times New Roman" w:eastAsia="MS UI Gothic" w:hAnsi="Times New Roman" w:cs="Times New Roman"/>
+          <w:b/>
+          <w:bCs/>
+          <w:color w:val="FF0000"/>
+          <w:sz w:val="48"/>
+          <w:szCs w:val="48"/>
+          <w:u w:val="single"/>
+        </w:rPr>
+      </w:pPr>
+    </w:p>
+    <w:p>
+      <w:pPr>
+        <w:jc w:val="center"/>
+        <w:rPr>
+          <w:rFonts w:ascii="Times New Roman" w:eastAsia="MS UI Gothic" w:hAnsi="Times New Roman" w:cs="Times New Roman"/>
+          <w:b/>
+          <w:bCs/>
+          <w:color w:val="FF0000"/>
+          <w:sz w:val="48"/>
+          <w:szCs w:val="48"/>
+          <w:u w:val="single"/>
+        </w:rPr>
+      </w:pPr>
+      <w:r>
+        <w:rPr>
+          <w:rFonts w:ascii="Times New Roman" w:eastAsia="MS UI Gothic" w:hAnsi="Times New Roman" w:cs="Times New Roman"/>
+          <w:b/>
+          <w:bCs/>
+          <w:color w:val="FF0000"/>
+          <w:sz w:val="48"/>
+          <w:szCs w:val="48"/>
+          <w:u w:val="single"/>
+        </w:rPr>
+        <w:lastRenderedPageBreak/>
+        <w:t>Conclusion</w:t>
+      </w:r>
+    </w:p>
+    <w:p>
+      <w:pPr>
+        <w:rPr>
+          <w:rFonts w:ascii="Times New Roman" w:hAnsi="Times New Roman" w:cs="Times New Roman"/>
+          <w:spacing w:val="30"/>
+        </w:rPr>
+      </w:pPr>
+      <w:r>
+        <w:rPr>
+          <w:rFonts w:ascii="Times New Roman" w:hAnsi="Times New Roman" w:cs="Times New Roman"/>
+          <w:spacing w:val="30"/>
+        </w:rPr>
+        <w:t>This project helped me develop a strong understanding of digital literacy and its importance in today’s world. Through the different tasks, I learned how to use digital tools effectively, build a professional online presence, and communicate responsibly. I also gained awareness about online safety and cybercrime prevention. Each activity gave me practical experience and improved my confidence in using technology for academic and personal purposes. Overall, this project has helped me become a more responsible and informed digital user, and it will be useful for my future studies and career.</w:t>
+      </w:r>
+    </w:p>
+    <w:p>
+      <w:pPr>
+        <w:ind w:left="2880"/>
+        <w:rPr>
+          <w:rFonts w:ascii="Times New Roman" w:eastAsia="MS UI Gothic" w:hAnsi="Times New Roman" w:cs="Times New Roman"/>
+          <w:b/>
+          <w:bCs/>
+          <w:color w:val="FF0000"/>
+          <w:sz w:val="48"/>
+          <w:szCs w:val="48"/>
+          <w:u w:val="single"/>
+        </w:rPr>
+      </w:pPr>
+      <w:r>
+        <w:rPr>
+          <w:rFonts w:ascii="Times New Roman" w:eastAsia="MS UI Gothic" w:hAnsi="Times New Roman" w:cs="Times New Roman"/>
+          <w:b/>
+          <w:bCs/>
+          <w:color w:val="FF0000"/>
+          <w:sz w:val="48"/>
+          <w:szCs w:val="48"/>
+          <w:u w:val="single"/>
+        </w:rPr>
+        <w:t xml:space="preserve">References </w:t>
+      </w:r>
+    </w:p>
+    <w:p>
+      <w:pPr>
+        <w:spacing w:after="0" w:line="240" w:lineRule="auto"/>
+        <w:rPr>
+          <w:rFonts w:ascii="Times New Roman" w:eastAsia="Times New Roman" w:hAnsi="Times New Roman" w:cs="Times New Roman"/>
+          <w:sz w:val="24"/>
+          <w:szCs w:val="24"/>
+          <w:lang w:val="en-IN" w:eastAsia="en-IN"/>
+        </w:rPr>
+      </w:pPr>
+      <w:proofErr w:type="gramStart"/>
+      <w:r>
+        <w:rPr>
+          <w:rFonts w:ascii="Times New Roman" w:eastAsia="Times New Roman" w:hAnsi="Symbol" w:cs="Times New Roman"/>
+          <w:sz w:val="24"/>
+          <w:szCs w:val="24"/>
+          <w:lang w:val="en-IN" w:eastAsia="en-IN"/>
+        </w:rPr>
+        <w:t></w:t>
+      </w:r>
+      <w:r>
+        <w:rPr>
+          <w:rFonts w:ascii="Times New Roman" w:eastAsia="Times New Roman" w:hAnsi="Times New Roman" w:cs="Times New Roman"/>
+          <w:sz w:val="24"/>
+          <w:szCs w:val="24"/>
+          <w:lang w:val="en-IN" w:eastAsia="en-IN"/>
+        </w:rPr>
+        <w:t xml:space="preserve">  Canva</w:t>
+      </w:r>
+      <w:proofErr w:type="gramEnd"/>
+      <w:r>
+        <w:rPr>
+          <w:rFonts w:ascii="Times New Roman" w:eastAsia="Times New Roman" w:hAnsi="Times New Roman" w:cs="Times New Roman"/>
+          <w:sz w:val="24"/>
+          <w:szCs w:val="24"/>
+          <w:lang w:val="en-IN" w:eastAsia="en-IN"/>
+        </w:rPr>
+        <w:t xml:space="preserve"> – </w:t>
+      </w:r>
+      <w:hyperlink r:id="rId7" w:tgtFrame="_new" w:history="1">
+        <w:r>
+          <w:rPr>
+            <w:rFonts w:ascii="Times New Roman" w:eastAsia="Times New Roman" w:hAnsi="Times New Roman" w:cs="Times New Roman"/>
+            <w:color w:val="0000FF"/>
+            <w:sz w:val="24"/>
+            <w:szCs w:val="24"/>
+            <w:u w:val="single"/>
+            <w:lang w:val="en-IN" w:eastAsia="en-IN"/>
+          </w:rPr>
+          <w:t>https://www.canva.com</w:t>
+        </w:r>
+      </w:hyperlink>
+      <w:r>
+        <w:rPr>
+          <w:rFonts w:ascii="Times New Roman" w:eastAsia="Times New Roman" w:hAnsi="Times New Roman" w:cs="Times New Roman"/>
+          <w:sz w:val="24"/>
+          <w:szCs w:val="24"/>
+          <w:lang w:val="en-IN" w:eastAsia="en-IN"/>
+        </w:rPr>
+        <w:t xml:space="preserve"> </w:t>
+      </w:r>
+    </w:p>
+    <w:p>
+      <w:pPr>
+        <w:spacing w:after="0" w:line="240" w:lineRule="auto"/>
+        <w:rPr>
+          <w:rFonts w:ascii="Times New Roman" w:eastAsia="Times New Roman" w:hAnsi="Times New Roman" w:cs="Times New Roman"/>
+          <w:sz w:val="24"/>
+          <w:szCs w:val="24"/>
+          <w:lang w:val="en-IN" w:eastAsia="en-IN"/>
+        </w:rPr>
+      </w:pPr>
+      <w:proofErr w:type="gramStart"/>
+      <w:r>
+        <w:rPr>
+          <w:rFonts w:ascii="Times New Roman" w:eastAsia="Times New Roman" w:hAnsi="Symbol" w:cs="Times New Roman"/>
+          <w:sz w:val="24"/>
+          <w:szCs w:val="24"/>
+          <w:lang w:val="en-IN" w:eastAsia="en-IN"/>
+        </w:rPr>
+        <w:t></w:t>
+      </w:r>
+      <w:r>
+        <w:rPr>
+          <w:rFonts w:ascii="Times New Roman" w:eastAsia="Times New Roman" w:hAnsi="Times New Roman" w:cs="Times New Roman"/>
+          <w:sz w:val="24"/>
+          <w:szCs w:val="24"/>
+          <w:lang w:val="en-IN" w:eastAsia="en-IN"/>
+        </w:rPr>
+        <w:t xml:space="preserve">  GitHub</w:t>
+      </w:r>
+      <w:proofErr w:type="gramEnd"/>
+      <w:r>
+        <w:rPr>
+          <w:rFonts w:ascii="Times New Roman" w:eastAsia="Times New Roman" w:hAnsi="Times New Roman" w:cs="Times New Roman"/>
+          <w:sz w:val="24"/>
+          <w:szCs w:val="24"/>
+          <w:lang w:val="en-IN" w:eastAsia="en-IN"/>
+        </w:rPr>
+        <w:t xml:space="preserve"> – </w:t>
+      </w:r>
+      <w:hyperlink r:id="rId8" w:tgtFrame="_new" w:history="1">
+        <w:r>
+          <w:rPr>
+            <w:rFonts w:ascii="Times New Roman" w:eastAsia="Times New Roman" w:hAnsi="Times New Roman" w:cs="Times New Roman"/>
+            <w:color w:val="0000FF"/>
+            <w:sz w:val="24"/>
+            <w:szCs w:val="24"/>
+            <w:u w:val="single"/>
+            <w:lang w:val="en-IN" w:eastAsia="en-IN"/>
+          </w:rPr>
+          <w:t>https://github.com</w:t>
+        </w:r>
+      </w:hyperlink>
+      <w:r>
+        <w:rPr>
+          <w:rFonts w:ascii="Times New Roman" w:eastAsia="Times New Roman" w:hAnsi="Times New Roman" w:cs="Times New Roman"/>
+          <w:sz w:val="24"/>
+          <w:szCs w:val="24"/>
+          <w:lang w:val="en-IN" w:eastAsia="en-IN"/>
+        </w:rPr>
+        <w:t xml:space="preserve"> </w:t>
+      </w:r>
+    </w:p>
+    <w:p>
+      <w:pPr>
+        <w:spacing w:after="0" w:line="240" w:lineRule="auto"/>
+        <w:rPr>
+          <w:rFonts w:ascii="Times New Roman" w:eastAsia="Times New Roman" w:hAnsi="Times New Roman" w:cs="Times New Roman"/>
+          <w:sz w:val="24"/>
+          <w:szCs w:val="24"/>
+          <w:lang w:val="en-IN" w:eastAsia="en-IN"/>
+        </w:rPr>
+      </w:pPr>
+      <w:proofErr w:type="gramStart"/>
+      <w:r>
+        <w:rPr>
+          <w:rFonts w:ascii="Times New Roman" w:eastAsia="Times New Roman" w:hAnsi="Symbol" w:cs="Times New Roman"/>
+          <w:sz w:val="24"/>
+          <w:szCs w:val="24"/>
+          <w:lang w:val="en-IN" w:eastAsia="en-IN"/>
+        </w:rPr>
+        <w:t></w:t>
+      </w:r>
+      <w:r>
+        <w:rPr>
+          <w:rFonts w:ascii="Times New Roman" w:eastAsia="Times New Roman" w:hAnsi="Times New Roman" w:cs="Times New Roman"/>
+          <w:sz w:val="24"/>
+          <w:szCs w:val="24"/>
+          <w:lang w:val="en-IN" w:eastAsia="en-IN"/>
+        </w:rPr>
+        <w:t xml:space="preserve">  LinkedIn</w:t>
+      </w:r>
+      <w:proofErr w:type="gramEnd"/>
+      <w:r>
+        <w:rPr>
+          <w:rFonts w:ascii="Times New Roman" w:eastAsia="Times New Roman" w:hAnsi="Times New Roman" w:cs="Times New Roman"/>
+          <w:sz w:val="24"/>
+          <w:szCs w:val="24"/>
+          <w:lang w:val="en-IN" w:eastAsia="en-IN"/>
+        </w:rPr>
+        <w:t xml:space="preserve"> – </w:t>
+      </w:r>
+      <w:hyperlink r:id="rId9" w:tgtFrame="_new" w:history="1">
+        <w:r>
+          <w:rPr>
+            <w:rFonts w:ascii="Times New Roman" w:eastAsia="Times New Roman" w:hAnsi="Times New Roman" w:cs="Times New Roman"/>
+            <w:color w:val="0000FF"/>
+            <w:sz w:val="24"/>
+            <w:szCs w:val="24"/>
+            <w:u w:val="single"/>
+            <w:lang w:val="en-IN" w:eastAsia="en-IN"/>
+          </w:rPr>
+          <w:t>https://www.linkedin.com</w:t>
+        </w:r>
+      </w:hyperlink>
+      <w:r>
+        <w:rPr>
+          <w:rFonts w:ascii="Times New Roman" w:eastAsia="Times New Roman" w:hAnsi="Times New Roman" w:cs="Times New Roman"/>
+          <w:sz w:val="24"/>
+          <w:szCs w:val="24"/>
+          <w:lang w:val="en-IN" w:eastAsia="en-IN"/>
+        </w:rPr>
+        <w:t xml:space="preserve"> </w:t>
+      </w:r>
+    </w:p>
+    <w:p>
+      <w:pPr>
+        <w:spacing w:after="0" w:line="240" w:lineRule="auto"/>
+        <w:rPr>
+          <w:rFonts w:ascii="Times New Roman" w:eastAsia="Times New Roman" w:hAnsi="Times New Roman" w:cs="Times New Roman"/>
+          <w:sz w:val="24"/>
+          <w:szCs w:val="24"/>
+          <w:lang w:val="en-IN" w:eastAsia="en-IN"/>
+        </w:rPr>
+      </w:pPr>
+      <w:proofErr w:type="gramStart"/>
+      <w:r>
+        <w:rPr>
+          <w:rFonts w:ascii="Times New Roman" w:eastAsia="Times New Roman" w:hAnsi="Symbol" w:cs="Times New Roman"/>
+          <w:sz w:val="24"/>
+          <w:szCs w:val="24"/>
+          <w:lang w:val="en-IN" w:eastAsia="en-IN"/>
+        </w:rPr>
+        <w:t></w:t>
+      </w:r>
+      <w:r>
+        <w:rPr>
+          <w:rFonts w:ascii="Times New Roman" w:eastAsia="Times New Roman" w:hAnsi="Times New Roman" w:cs="Times New Roman"/>
+          <w:sz w:val="24"/>
+          <w:szCs w:val="24"/>
+          <w:lang w:val="en-IN" w:eastAsia="en-IN"/>
+        </w:rPr>
+        <w:t xml:space="preserve">  Kaggle</w:t>
+      </w:r>
+      <w:proofErr w:type="gramEnd"/>
+      <w:r>
+        <w:rPr>
+          <w:rFonts w:ascii="Times New Roman" w:eastAsia="Times New Roman" w:hAnsi="Times New Roman" w:cs="Times New Roman"/>
+          <w:sz w:val="24"/>
+          <w:szCs w:val="24"/>
+          <w:lang w:val="en-IN" w:eastAsia="en-IN"/>
+        </w:rPr>
+        <w:t xml:space="preserve"> – </w:t>
+      </w:r>
+      <w:hyperlink r:id="rId10" w:tgtFrame="_new" w:history="1">
+        <w:r>
+          <w:rPr>
+            <w:rFonts w:ascii="Times New Roman" w:eastAsia="Times New Roman" w:hAnsi="Times New Roman" w:cs="Times New Roman"/>
+            <w:color w:val="0000FF"/>
+            <w:sz w:val="24"/>
+            <w:szCs w:val="24"/>
+            <w:u w:val="single"/>
+            <w:lang w:val="en-IN" w:eastAsia="en-IN"/>
+          </w:rPr>
+          <w:t>https://www.kaggle.com</w:t>
+        </w:r>
+      </w:hyperlink>
+      <w:r>
+        <w:rPr>
+          <w:rFonts w:ascii="Times New Roman" w:eastAsia="Times New Roman" w:hAnsi="Times New Roman" w:cs="Times New Roman"/>
+          <w:sz w:val="24"/>
+          <w:szCs w:val="24"/>
+          <w:lang w:val="en-IN" w:eastAsia="en-IN"/>
+        </w:rPr>
+        <w:t xml:space="preserve"> </w:t>
+      </w:r>
+    </w:p>
+    <w:p>
+      <w:pPr>
+        <w:spacing w:after="0" w:line="240" w:lineRule="auto"/>
+        <w:rPr>
+          <w:rFonts w:ascii="Times New Roman" w:eastAsia="Times New Roman" w:hAnsi="Times New Roman" w:cs="Times New Roman"/>
+          <w:sz w:val="24"/>
+          <w:szCs w:val="24"/>
+          <w:lang w:val="en-IN" w:eastAsia="en-IN"/>
+        </w:rPr>
+      </w:pPr>
+      <w:proofErr w:type="gramStart"/>
+      <w:r>
+        <w:rPr>
+          <w:rFonts w:ascii="Times New Roman" w:eastAsia="Times New Roman" w:hAnsi="Symbol" w:cs="Times New Roman"/>
+          <w:sz w:val="24"/>
+          <w:szCs w:val="24"/>
+          <w:lang w:val="en-IN" w:eastAsia="en-IN"/>
+        </w:rPr>
+        <w:t></w:t>
+      </w:r>
+      <w:r>
+        <w:rPr>
+          <w:rFonts w:ascii="Times New Roman" w:eastAsia="Times New Roman" w:hAnsi="Times New Roman" w:cs="Times New Roman"/>
+          <w:sz w:val="24"/>
+          <w:szCs w:val="24"/>
+          <w:lang w:val="en-IN" w:eastAsia="en-IN"/>
+        </w:rPr>
+        <w:t xml:space="preserve">  </w:t>
+      </w:r>
+      <w:r>
+        <w:rPr>
+          <w:rFonts w:ascii="Times New Roman" w:eastAsia="Times New Roman" w:hAnsi="Times New Roman" w:cs="Times New Roman"/>
+          <w:sz w:val="24"/>
+          <w:szCs w:val="24"/>
+          <w:lang w:val="en-IN" w:eastAsia="en-IN"/>
+        </w:rPr>
+        <w:t>HackerRank</w:t>
+      </w:r>
+      <w:proofErr w:type="gramEnd"/>
+      <w:r>
+        <w:rPr>
+          <w:rFonts w:ascii="Times New Roman" w:eastAsia="Times New Roman" w:hAnsi="Times New Roman" w:cs="Times New Roman"/>
+          <w:sz w:val="24"/>
+          <w:szCs w:val="24"/>
+          <w:lang w:val="en-IN" w:eastAsia="en-IN"/>
+        </w:rPr>
+        <w:t xml:space="preserve"> – </w:t>
+      </w:r>
+      <w:hyperlink r:id="rId11" w:tgtFrame="_new" w:history="1">
+        <w:r>
+          <w:rPr>
+            <w:rFonts w:ascii="Times New Roman" w:eastAsia="Times New Roman" w:hAnsi="Times New Roman" w:cs="Times New Roman"/>
+            <w:color w:val="0000FF"/>
+            <w:sz w:val="24"/>
+            <w:szCs w:val="24"/>
+            <w:u w:val="single"/>
+            <w:lang w:val="en-IN" w:eastAsia="en-IN"/>
+          </w:rPr>
+          <w:t>https://www.hackerrank.com</w:t>
+        </w:r>
+      </w:hyperlink>
+      <w:r>
+        <w:rPr>
+          <w:rFonts w:ascii="Times New Roman" w:eastAsia="Times New Roman" w:hAnsi="Times New Roman" w:cs="Times New Roman"/>
+          <w:sz w:val="24"/>
+          <w:szCs w:val="24"/>
+          <w:lang w:val="en-IN" w:eastAsia="en-IN"/>
+        </w:rPr>
+        <w:t xml:space="preserve"> </w:t>
+      </w:r>
+    </w:p>
+    <w:p>
+      <w:pPr>
+        <w:spacing w:after="0" w:line="240" w:lineRule="auto"/>
+        <w:rPr>
+          <w:rFonts w:ascii="Times New Roman" w:eastAsia="Times New Roman" w:hAnsi="Times New Roman" w:cs="Times New Roman"/>
+          <w:sz w:val="24"/>
+          <w:szCs w:val="24"/>
+          <w:lang w:val="en-IN" w:eastAsia="en-IN"/>
+        </w:rPr>
+      </w:pPr>
+      <w:proofErr w:type="gramStart"/>
+      <w:r>
+        <w:rPr>
+          <w:rFonts w:ascii="Times New Roman" w:eastAsia="Times New Roman" w:hAnsi="Symbol" w:cs="Times New Roman"/>
+          <w:sz w:val="24"/>
+          <w:szCs w:val="24"/>
+          <w:lang w:val="en-IN" w:eastAsia="en-IN"/>
+        </w:rPr>
+        <w:t></w:t>
+      </w:r>
+      <w:r>
+        <w:rPr>
+          <w:rFonts w:ascii="Times New Roman" w:eastAsia="Times New Roman" w:hAnsi="Times New Roman" w:cs="Times New Roman"/>
+          <w:sz w:val="24"/>
+          <w:szCs w:val="24"/>
+          <w:lang w:val="en-IN" w:eastAsia="en-IN"/>
+        </w:rPr>
+        <w:t xml:space="preserve">  Google</w:t>
+      </w:r>
+      <w:proofErr w:type="gramEnd"/>
+      <w:r>
+        <w:rPr>
+          <w:rFonts w:ascii="Times New Roman" w:eastAsia="Times New Roman" w:hAnsi="Times New Roman" w:cs="Times New Roman"/>
+          <w:sz w:val="24"/>
+          <w:szCs w:val="24"/>
+          <w:lang w:val="en-IN" w:eastAsia="en-IN"/>
+        </w:rPr>
+        <w:t xml:space="preserve"> Forms – </w:t>
+      </w:r>
+      <w:hyperlink r:id="rId12" w:tgtFrame="_new" w:history="1">
+        <w:r>
+          <w:rPr>
+            <w:rFonts w:ascii="Times New Roman" w:eastAsia="Times New Roman" w:hAnsi="Times New Roman" w:cs="Times New Roman"/>
+            <w:color w:val="0000FF"/>
+            <w:sz w:val="24"/>
+            <w:szCs w:val="24"/>
+            <w:u w:val="single"/>
+            <w:lang w:val="en-IN" w:eastAsia="en-IN"/>
+          </w:rPr>
+          <w:t>https://forms.google.com</w:t>
+        </w:r>
+      </w:hyperlink>
+      <w:r>
+        <w:rPr>
+          <w:rFonts w:ascii="Times New Roman" w:eastAsia="Times New Roman" w:hAnsi="Times New Roman" w:cs="Times New Roman"/>
+          <w:sz w:val="24"/>
+          <w:szCs w:val="24"/>
+          <w:lang w:val="en-IN" w:eastAsia="en-IN"/>
+        </w:rPr>
+        <w:t xml:space="preserve"> </w:t>
+      </w:r>
+    </w:p>
+    <w:p>
+      <w:pPr>
+        <w:rPr>
+          <w:rFonts w:ascii="Times New Roman" w:eastAsia="MS UI Gothic" w:hAnsi="Times New Roman" w:cs="Times New Roman"/>
+          <w:b/>
+          <w:bCs/>
+          <w:color w:val="FF0000"/>
+          <w:sz w:val="48"/>
+          <w:szCs w:val="48"/>
+          <w:u w:val="single"/>
+        </w:rPr>
+      </w:pPr>
+      <w:proofErr w:type="gramStart"/>
+      <w:r>
+        <w:rPr>
+          <w:rFonts w:ascii="Times New Roman" w:eastAsia="Times New Roman" w:hAnsi="Symbol" w:cs="Times New Roman"/>
+          <w:sz w:val="24"/>
+          <w:szCs w:val="24"/>
+          <w:lang w:val="en-IN" w:eastAsia="en-IN"/>
+        </w:rPr>
+        <w:t></w:t>
+      </w:r>
+      <w:r>
+        <w:rPr>
+          <w:rFonts w:ascii="Times New Roman" w:eastAsia="Times New Roman" w:hAnsi="Times New Roman" w:cs="Times New Roman"/>
+          <w:sz w:val="24"/>
+          <w:szCs w:val="24"/>
+          <w:lang w:val="en-IN" w:eastAsia="en-IN"/>
+        </w:rPr>
+        <w:t xml:space="preserve">  National</w:t>
+      </w:r>
+      <w:proofErr w:type="gramEnd"/>
+      <w:r>
+        <w:rPr>
+          <w:rFonts w:ascii="Times New Roman" w:eastAsia="Times New Roman" w:hAnsi="Times New Roman" w:cs="Times New Roman"/>
+          <w:sz w:val="24"/>
+          <w:szCs w:val="24"/>
+          <w:lang w:val="en-IN" w:eastAsia="en-IN"/>
+        </w:rPr>
+        <w:t xml:space="preserve"> Cyber Crime Portal – </w:t>
+      </w:r>
+      <w:hyperlink r:id="rId13" w:tgtFrame="_new" w:history="1">
+        <w:r>
+          <w:rPr>
+            <w:rFonts w:ascii="Times New Roman" w:eastAsia="Times New Roman" w:hAnsi="Times New Roman" w:cs="Times New Roman"/>
+            <w:color w:val="0000FF"/>
+            <w:sz w:val="24"/>
+            <w:szCs w:val="24"/>
+            <w:u w:val="single"/>
+            <w:lang w:val="en-IN" w:eastAsia="en-IN"/>
+          </w:rPr>
+          <w:t>https://cybercrime.gov.in</w:t>
+        </w:r>
+      </w:hyperlink>
     </w:p>
     <w:p>
       <w:pPr>
@@ -2192,7 +2752,7 @@
   <w:style w:type="paragraph" w:default="1" w:styleId="Normal">
     <w:name w:val="Normal"/>
     <w:qFormat/>
-    <w:rsid w:val="00B13342"/>
+    <w:rsid w:val="007C444E"/>
   </w:style>
   <w:style w:type="paragraph" w:styleId="Heading1">
     <w:name w:val="heading 1"/>
@@ -13197,6 +13757,18 @@
       <w:sz w:val="24"/>
       <w:szCs w:val="24"/>
       <w:lang w:val="en-IN" w:eastAsia="en-IN"/>
+    </w:rPr>
+  </w:style>
+  <w:style w:type="character" w:styleId="Hyperlink">
+    <w:name w:val="Hyperlink"/>
+    <w:basedOn w:val="DefaultParagraphFont"/>
+    <w:uiPriority w:val="99"/>
+    <w:semiHidden/>
+    <w:unhideWhenUsed/>
+    <w:rsid w:val="007C444E"/>
+    <w:rPr>
+      <w:color w:val="0000FF"/>
+      <w:u w:val="single"/>
     </w:rPr>
   </w:style>
 </w:styles>

--- a/report/Project-Report.docx
+++ b/report/Project-Report.docx
@@ -122,7 +122,6 @@
           <w:u w:val="single"/>
         </w:rPr>
       </w:pPr>
-      <w:proofErr w:type="gramStart"/>
       <w:r>
         <w:rPr>
           <w:rFonts w:ascii="Times New Roman" w:eastAsia="MS UI Gothic" w:hAnsi="Times New Roman" w:cs="Times New Roman"/>
@@ -132,10 +131,12 @@
           <w:szCs w:val="32"/>
           <w:u w:val="single"/>
         </w:rPr>
-        <w:t>Name :</w:t>
+        <w:t>Name : Namit Magotra</w:t>
       </w:r>
-      <w:proofErr w:type="gramEnd"/>
-      <w:r>
+    </w:p>
+    <w:p>
+      <w:pPr>
+        <w:jc w:val="right"/>
         <w:rPr>
           <w:rFonts w:ascii="Times New Roman" w:eastAsia="MS UI Gothic" w:hAnsi="Times New Roman" w:cs="Times New Roman"/>
           <w:b/>
@@ -144,12 +145,8 @@
           <w:szCs w:val="32"/>
           <w:u w:val="single"/>
         </w:rPr>
-        <w:t xml:space="preserve"> Namit Magotra</w:t>
-      </w:r>
-    </w:p>
-    <w:p>
-      <w:pPr>
-        <w:jc w:val="right"/>
+      </w:pPr>
+      <w:r>
         <w:rPr>
           <w:rFonts w:ascii="Times New Roman" w:eastAsia="MS UI Gothic" w:hAnsi="Times New Roman" w:cs="Times New Roman"/>
           <w:b/>
@@ -158,8 +155,12 @@
           <w:szCs w:val="32"/>
           <w:u w:val="single"/>
         </w:rPr>
-      </w:pPr>
-      <w:r>
+        <w:t>Registration Number : 25MIB10013</w:t>
+      </w:r>
+    </w:p>
+    <w:p>
+      <w:pPr>
+        <w:jc w:val="right"/>
         <w:rPr>
           <w:rFonts w:ascii="Times New Roman" w:eastAsia="MS UI Gothic" w:hAnsi="Times New Roman" w:cs="Times New Roman"/>
           <w:b/>
@@ -168,9 +169,7 @@
           <w:szCs w:val="32"/>
           <w:u w:val="single"/>
         </w:rPr>
-        <w:t xml:space="preserve">Registration </w:t>
-      </w:r>
-      <w:proofErr w:type="gramStart"/>
+      </w:pPr>
       <w:r>
         <w:rPr>
           <w:rFonts w:ascii="Times New Roman" w:eastAsia="MS UI Gothic" w:hAnsi="Times New Roman" w:cs="Times New Roman"/>
@@ -180,10 +179,12 @@
           <w:szCs w:val="32"/>
           <w:u w:val="single"/>
         </w:rPr>
-        <w:t>Number :</w:t>
+        <w:t>Branch : Int.Mtech Bioinformatics And Artificial Intelligence</w:t>
       </w:r>
-      <w:proofErr w:type="gramEnd"/>
-      <w:r>
+    </w:p>
+    <w:p>
+      <w:pPr>
+        <w:jc w:val="right"/>
         <w:rPr>
           <w:rFonts w:ascii="Times New Roman" w:eastAsia="MS UI Gothic" w:hAnsi="Times New Roman" w:cs="Times New Roman"/>
           <w:b/>
@@ -192,12 +193,8 @@
           <w:szCs w:val="32"/>
           <w:u w:val="single"/>
         </w:rPr>
-        <w:t xml:space="preserve"> 25MIB10013</w:t>
-      </w:r>
-    </w:p>
-    <w:p>
-      <w:pPr>
-        <w:jc w:val="right"/>
+      </w:pPr>
+      <w:r>
         <w:rPr>
           <w:rFonts w:ascii="Times New Roman" w:eastAsia="MS UI Gothic" w:hAnsi="Times New Roman" w:cs="Times New Roman"/>
           <w:b/>
@@ -206,9 +203,12 @@
           <w:szCs w:val="32"/>
           <w:u w:val="single"/>
         </w:rPr>
-      </w:pPr>
-      <w:proofErr w:type="gramStart"/>
-      <w:r>
+        <w:t>Year : 2025-2026</w:t>
+      </w:r>
+    </w:p>
+    <w:p>
+      <w:pPr>
+        <w:jc w:val="right"/>
         <w:rPr>
           <w:rFonts w:ascii="Times New Roman" w:eastAsia="MS UI Gothic" w:hAnsi="Times New Roman" w:cs="Times New Roman"/>
           <w:b/>
@@ -217,9 +217,7 @@
           <w:szCs w:val="32"/>
           <w:u w:val="single"/>
         </w:rPr>
-        <w:t>Branch :</w:t>
-      </w:r>
-      <w:proofErr w:type="gramEnd"/>
+      </w:pPr>
       <w:r>
         <w:rPr>
           <w:rFonts w:ascii="Times New Roman" w:eastAsia="MS UI Gothic" w:hAnsi="Times New Roman" w:cs="Times New Roman"/>
@@ -229,9 +227,8 @@
           <w:szCs w:val="32"/>
           <w:u w:val="single"/>
         </w:rPr>
-        <w:t xml:space="preserve"> </w:t>
+        <w:t>Course Code :</w:t>
       </w:r>
-      <w:proofErr w:type="spellStart"/>
       <w:r>
         <w:rPr>
           <w:rFonts w:ascii="Times New Roman" w:eastAsia="MS UI Gothic" w:hAnsi="Times New Roman" w:cs="Times New Roman"/>
@@ -241,10 +238,12 @@
           <w:szCs w:val="32"/>
           <w:u w:val="single"/>
         </w:rPr>
-        <w:t>Int.Mtech</w:t>
+        <w:t>CSE0001</w:t>
       </w:r>
-      <w:proofErr w:type="spellEnd"/>
-      <w:r>
+    </w:p>
+    <w:p>
+      <w:pPr>
+        <w:jc w:val="right"/>
         <w:rPr>
           <w:rFonts w:ascii="Times New Roman" w:eastAsia="MS UI Gothic" w:hAnsi="Times New Roman" w:cs="Times New Roman"/>
           <w:b/>
@@ -253,12 +252,8 @@
           <w:szCs w:val="32"/>
           <w:u w:val="single"/>
         </w:rPr>
-        <w:t xml:space="preserve"> Bioinformatics And Artificial Intelligence</w:t>
-      </w:r>
-    </w:p>
-    <w:p>
-      <w:pPr>
-        <w:jc w:val="right"/>
+      </w:pPr>
+      <w:r>
         <w:rPr>
           <w:rFonts w:ascii="Times New Roman" w:eastAsia="MS UI Gothic" w:hAnsi="Times New Roman" w:cs="Times New Roman"/>
           <w:b/>
@@ -267,104 +262,7 @@
           <w:szCs w:val="32"/>
           <w:u w:val="single"/>
         </w:rPr>
-      </w:pPr>
-      <w:proofErr w:type="gramStart"/>
-      <w:r>
-        <w:rPr>
-          <w:rFonts w:ascii="Times New Roman" w:eastAsia="MS UI Gothic" w:hAnsi="Times New Roman" w:cs="Times New Roman"/>
-          <w:b/>
-          <w:bCs/>
-          <w:sz w:val="32"/>
-          <w:szCs w:val="32"/>
-          <w:u w:val="single"/>
-        </w:rPr>
-        <w:t>Year :</w:t>
-      </w:r>
-      <w:proofErr w:type="gramEnd"/>
-      <w:r>
-        <w:rPr>
-          <w:rFonts w:ascii="Times New Roman" w:eastAsia="MS UI Gothic" w:hAnsi="Times New Roman" w:cs="Times New Roman"/>
-          <w:b/>
-          <w:bCs/>
-          <w:sz w:val="32"/>
-          <w:szCs w:val="32"/>
-          <w:u w:val="single"/>
-        </w:rPr>
-        <w:t xml:space="preserve"> 2025-2026</w:t>
-      </w:r>
-    </w:p>
-    <w:p>
-      <w:pPr>
-        <w:jc w:val="right"/>
-        <w:rPr>
-          <w:rFonts w:ascii="Times New Roman" w:eastAsia="MS UI Gothic" w:hAnsi="Times New Roman" w:cs="Times New Roman"/>
-          <w:b/>
-          <w:bCs/>
-          <w:sz w:val="32"/>
-          <w:szCs w:val="32"/>
-          <w:u w:val="single"/>
-        </w:rPr>
-      </w:pPr>
-      <w:r>
-        <w:rPr>
-          <w:rFonts w:ascii="Times New Roman" w:eastAsia="MS UI Gothic" w:hAnsi="Times New Roman" w:cs="Times New Roman"/>
-          <w:b/>
-          <w:bCs/>
-          <w:sz w:val="32"/>
-          <w:szCs w:val="32"/>
-          <w:u w:val="single"/>
-        </w:rPr>
-        <w:t xml:space="preserve">Course </w:t>
-      </w:r>
-      <w:proofErr w:type="gramStart"/>
-      <w:r>
-        <w:rPr>
-          <w:rFonts w:ascii="Times New Roman" w:eastAsia="MS UI Gothic" w:hAnsi="Times New Roman" w:cs="Times New Roman"/>
-          <w:b/>
-          <w:bCs/>
-          <w:sz w:val="32"/>
-          <w:szCs w:val="32"/>
-          <w:u w:val="single"/>
-        </w:rPr>
-        <w:t>Code :</w:t>
-      </w:r>
-      <w:proofErr w:type="gramEnd"/>
-    </w:p>
-    <w:p>
-      <w:pPr>
-        <w:jc w:val="right"/>
-        <w:rPr>
-          <w:rFonts w:ascii="Times New Roman" w:eastAsia="MS UI Gothic" w:hAnsi="Times New Roman" w:cs="Times New Roman"/>
-          <w:b/>
-          <w:bCs/>
-          <w:sz w:val="32"/>
-          <w:szCs w:val="32"/>
-          <w:u w:val="single"/>
-        </w:rPr>
-      </w:pPr>
-      <w:proofErr w:type="gramStart"/>
-      <w:r>
-        <w:rPr>
-          <w:rFonts w:ascii="Times New Roman" w:eastAsia="MS UI Gothic" w:hAnsi="Times New Roman" w:cs="Times New Roman"/>
-          <w:b/>
-          <w:bCs/>
-          <w:sz w:val="32"/>
-          <w:szCs w:val="32"/>
-          <w:u w:val="single"/>
-        </w:rPr>
-        <w:t>Date :</w:t>
-      </w:r>
-      <w:proofErr w:type="gramEnd"/>
-      <w:r>
-        <w:rPr>
-          <w:rFonts w:ascii="Times New Roman" w:eastAsia="MS UI Gothic" w:hAnsi="Times New Roman" w:cs="Times New Roman"/>
-          <w:b/>
-          <w:bCs/>
-          <w:sz w:val="32"/>
-          <w:szCs w:val="32"/>
-          <w:u w:val="single"/>
-        </w:rPr>
-        <w:t xml:space="preserve"> 24</w:t>
+        <w:t>Date : 24</w:t>
       </w:r>
       <w:r>
         <w:rPr>
@@ -484,9 +382,8 @@
           <w:sz w:val="24"/>
           <w:szCs w:val="24"/>
         </w:rPr>
-        <w:t xml:space="preserve">The project and the course </w:t>
+        <w:t>The project and the course focuses on developing digital literacy skills that are essential for students and adults in today’s technology driven world. As a student digital ambassador my goal was to understand and promote safe responsible and effective use of digital technology and tools. Through this project, I explored many aspect of digital literacy</w:t>
       </w:r>
-      <w:proofErr w:type="gramStart"/>
       <w:r>
         <w:rPr>
           <w:rFonts w:ascii="Times New Roman" w:eastAsia="MS UI Gothic" w:hAnsi="Times New Roman" w:cs="Times New Roman"/>
@@ -494,9 +391,8 @@
           <w:sz w:val="24"/>
           <w:szCs w:val="24"/>
         </w:rPr>
-        <w:t>focuses</w:t>
+        <w:t xml:space="preserve"> and digital world</w:t>
       </w:r>
-      <w:proofErr w:type="gramEnd"/>
       <w:r>
         <w:rPr>
           <w:rFonts w:ascii="Times New Roman" w:eastAsia="MS UI Gothic" w:hAnsi="Times New Roman" w:cs="Times New Roman"/>
@@ -504,7 +400,7 @@
           <w:sz w:val="24"/>
           <w:szCs w:val="24"/>
         </w:rPr>
-        <w:t xml:space="preserve"> on developing digital literacy skills that are essential for students and adults in today’s technology driven world. As a student digital ambassador my goal was to understand and promote safe responsible and effective use of digital technology and tools. Through this project, I explored many aspect of digital literacy</w:t>
+        <w:t xml:space="preserve"> such as creating an effective </w:t>
       </w:r>
       <w:r>
         <w:rPr>
@@ -513,7 +409,7 @@
           <w:sz w:val="24"/>
           <w:szCs w:val="24"/>
         </w:rPr>
-        <w:t xml:space="preserve"> and digital world</w:t>
+        <w:t>infographic,</w:t>
       </w:r>
       <w:r>
         <w:rPr>
@@ -522,7 +418,7 @@
           <w:sz w:val="24"/>
           <w:szCs w:val="24"/>
         </w:rPr>
-        <w:t xml:space="preserve"> such as creating an effective </w:t>
+        <w:t xml:space="preserve"> building a profesional online portfolio , using coding and collboration platforms , practicing email etiquette</w:t>
       </w:r>
       <w:r>
         <w:rPr>
@@ -531,7 +427,7 @@
           <w:sz w:val="24"/>
           <w:szCs w:val="24"/>
         </w:rPr>
-        <w:t>infographic,</w:t>
+        <w:t xml:space="preserve"> in professional way</w:t>
       </w:r>
       <w:r>
         <w:rPr>
@@ -540,9 +436,8 @@
           <w:sz w:val="24"/>
           <w:szCs w:val="24"/>
         </w:rPr>
-        <w:t xml:space="preserve"> building a </w:t>
+        <w:t xml:space="preserve"> and understanding </w:t>
       </w:r>
-      <w:proofErr w:type="spellStart"/>
       <w:r>
         <w:rPr>
           <w:rFonts w:ascii="Times New Roman" w:eastAsia="MS UI Gothic" w:hAnsi="Times New Roman" w:cs="Times New Roman"/>
@@ -550,9 +445,8 @@
           <w:sz w:val="24"/>
           <w:szCs w:val="24"/>
         </w:rPr>
-        <w:t>profesional</w:t>
+        <w:t xml:space="preserve">what </w:t>
       </w:r>
-      <w:proofErr w:type="spellEnd"/>
       <w:r>
         <w:rPr>
           <w:rFonts w:ascii="Times New Roman" w:eastAsia="MS UI Gothic" w:hAnsi="Times New Roman" w:cs="Times New Roman"/>
@@ -560,9 +454,8 @@
           <w:sz w:val="24"/>
           <w:szCs w:val="24"/>
         </w:rPr>
-        <w:t xml:space="preserve"> online </w:t>
+        <w:t>cybercrime</w:t>
       </w:r>
-      <w:proofErr w:type="gramStart"/>
       <w:r>
         <w:rPr>
           <w:rFonts w:ascii="Times New Roman" w:eastAsia="MS UI Gothic" w:hAnsi="Times New Roman" w:cs="Times New Roman"/>
@@ -570,9 +463,8 @@
           <w:sz w:val="24"/>
           <w:szCs w:val="24"/>
         </w:rPr>
-        <w:t>portfolio ,</w:t>
+        <w:t xml:space="preserve"> is</w:t>
       </w:r>
-      <w:proofErr w:type="gramEnd"/>
       <w:r>
         <w:rPr>
           <w:rFonts w:ascii="Times New Roman" w:eastAsia="MS UI Gothic" w:hAnsi="Times New Roman" w:cs="Times New Roman"/>
@@ -580,19 +472,19 @@
           <w:sz w:val="24"/>
           <w:szCs w:val="24"/>
         </w:rPr>
-        <w:t xml:space="preserve"> using coding and </w:t>
+        <w:t xml:space="preserve"> and prevntions to be taken.</w:t>
       </w:r>
-      <w:proofErr w:type="spellStart"/>
-      <w:r>
+    </w:p>
+    <w:p>
+      <w:pPr>
+        <w:jc w:val="both"/>
         <w:rPr>
           <w:rFonts w:ascii="Times New Roman" w:eastAsia="MS UI Gothic" w:hAnsi="Times New Roman" w:cs="Times New Roman"/>
           <w:spacing w:val="30"/>
           <w:sz w:val="24"/>
           <w:szCs w:val="24"/>
         </w:rPr>
-        <w:t>collboration</w:t>
-      </w:r>
-      <w:proofErr w:type="spellEnd"/>
+      </w:pPr>
       <w:r>
         <w:rPr>
           <w:rFonts w:ascii="Times New Roman" w:eastAsia="MS UI Gothic" w:hAnsi="Times New Roman" w:cs="Times New Roman"/>
@@ -600,7 +492,7 @@
           <w:sz w:val="24"/>
           <w:szCs w:val="24"/>
         </w:rPr>
-        <w:t xml:space="preserve"> platforms , practicing email etiquette</w:t>
+        <w:t xml:space="preserve">Each of these tasks </w:t>
       </w:r>
       <w:r>
         <w:rPr>
@@ -609,7 +501,7 @@
           <w:sz w:val="24"/>
           <w:szCs w:val="24"/>
         </w:rPr>
-        <w:t xml:space="preserve"> in professional way</w:t>
+        <w:t xml:space="preserve">have </w:t>
       </w:r>
       <w:r>
         <w:rPr>
@@ -618,7 +510,7 @@
           <w:sz w:val="24"/>
           <w:szCs w:val="24"/>
         </w:rPr>
-        <w:t xml:space="preserve"> and understanding </w:t>
+        <w:t>helped me to gain practical experience and navigate digital world confidently and safely. This project enhanced my technical skills</w:t>
       </w:r>
       <w:r>
         <w:rPr>
@@ -627,7 +519,7 @@
           <w:sz w:val="24"/>
           <w:szCs w:val="24"/>
         </w:rPr>
-        <w:t xml:space="preserve">what </w:t>
+        <w:t xml:space="preserve"> and </w:t>
       </w:r>
       <w:r>
         <w:rPr>
@@ -636,161 +528,7 @@
           <w:sz w:val="24"/>
           <w:szCs w:val="24"/>
         </w:rPr>
-        <w:t>cybercrime</w:t>
-      </w:r>
-      <w:r>
-        <w:rPr>
-          <w:rFonts w:ascii="Times New Roman" w:eastAsia="MS UI Gothic" w:hAnsi="Times New Roman" w:cs="Times New Roman"/>
-          <w:spacing w:val="30"/>
-          <w:sz w:val="24"/>
-          <w:szCs w:val="24"/>
-        </w:rPr>
-        <w:t xml:space="preserve"> is</w:t>
-      </w:r>
-      <w:r>
-        <w:rPr>
-          <w:rFonts w:ascii="Times New Roman" w:eastAsia="MS UI Gothic" w:hAnsi="Times New Roman" w:cs="Times New Roman"/>
-          <w:spacing w:val="30"/>
-          <w:sz w:val="24"/>
-          <w:szCs w:val="24"/>
-        </w:rPr>
-        <w:t xml:space="preserve"> and </w:t>
-      </w:r>
-      <w:proofErr w:type="spellStart"/>
-      <w:r>
-        <w:rPr>
-          <w:rFonts w:ascii="Times New Roman" w:eastAsia="MS UI Gothic" w:hAnsi="Times New Roman" w:cs="Times New Roman"/>
-          <w:spacing w:val="30"/>
-          <w:sz w:val="24"/>
-          <w:szCs w:val="24"/>
-        </w:rPr>
-        <w:t>prevntions</w:t>
-      </w:r>
-      <w:proofErr w:type="spellEnd"/>
-      <w:r>
-        <w:rPr>
-          <w:rFonts w:ascii="Times New Roman" w:eastAsia="MS UI Gothic" w:hAnsi="Times New Roman" w:cs="Times New Roman"/>
-          <w:spacing w:val="30"/>
-          <w:sz w:val="24"/>
-          <w:szCs w:val="24"/>
-        </w:rPr>
-        <w:t xml:space="preserve"> to be taken.</w:t>
-      </w:r>
-    </w:p>
-    <w:p>
-      <w:pPr>
-        <w:jc w:val="both"/>
-        <w:rPr>
-          <w:rFonts w:ascii="Times New Roman" w:eastAsia="MS UI Gothic" w:hAnsi="Times New Roman" w:cs="Times New Roman"/>
-          <w:spacing w:val="30"/>
-          <w:sz w:val="24"/>
-          <w:szCs w:val="24"/>
-        </w:rPr>
-      </w:pPr>
-      <w:r>
-        <w:rPr>
-          <w:rFonts w:ascii="Times New Roman" w:eastAsia="MS UI Gothic" w:hAnsi="Times New Roman" w:cs="Times New Roman"/>
-          <w:spacing w:val="30"/>
-          <w:sz w:val="24"/>
-          <w:szCs w:val="24"/>
-        </w:rPr>
-        <w:t xml:space="preserve">Each of these tasks </w:t>
-      </w:r>
-      <w:r>
-        <w:rPr>
-          <w:rFonts w:ascii="Times New Roman" w:eastAsia="MS UI Gothic" w:hAnsi="Times New Roman" w:cs="Times New Roman"/>
-          <w:spacing w:val="30"/>
-          <w:sz w:val="24"/>
-          <w:szCs w:val="24"/>
-        </w:rPr>
-        <w:t xml:space="preserve">have </w:t>
-      </w:r>
-      <w:r>
-        <w:rPr>
-          <w:rFonts w:ascii="Times New Roman" w:eastAsia="MS UI Gothic" w:hAnsi="Times New Roman" w:cs="Times New Roman"/>
-          <w:spacing w:val="30"/>
-          <w:sz w:val="24"/>
-          <w:szCs w:val="24"/>
-        </w:rPr>
-        <w:t>helped me to gain practical experience and navigate digital world confidently and safely. This project enhanced my technical skills</w:t>
-      </w:r>
-      <w:r>
-        <w:rPr>
-          <w:rFonts w:ascii="Times New Roman" w:eastAsia="MS UI Gothic" w:hAnsi="Times New Roman" w:cs="Times New Roman"/>
-          <w:spacing w:val="30"/>
-          <w:sz w:val="24"/>
-          <w:szCs w:val="24"/>
-        </w:rPr>
-        <w:t xml:space="preserve"> and </w:t>
-      </w:r>
-      <w:r>
-        <w:rPr>
-          <w:rFonts w:ascii="Times New Roman" w:eastAsia="MS UI Gothic" w:hAnsi="Times New Roman" w:cs="Times New Roman"/>
-          <w:spacing w:val="30"/>
-          <w:sz w:val="24"/>
-          <w:szCs w:val="24"/>
-        </w:rPr>
-        <w:t xml:space="preserve">  </w:t>
-      </w:r>
-      <w:proofErr w:type="spellStart"/>
-      <w:r>
-        <w:rPr>
-          <w:rFonts w:ascii="Times New Roman" w:eastAsia="MS UI Gothic" w:hAnsi="Times New Roman" w:cs="Times New Roman"/>
-          <w:spacing w:val="30"/>
-          <w:sz w:val="24"/>
-          <w:szCs w:val="24"/>
-        </w:rPr>
-        <w:t>ahelped</w:t>
-      </w:r>
-      <w:proofErr w:type="spellEnd"/>
-      <w:r>
-        <w:rPr>
-          <w:rFonts w:ascii="Times New Roman" w:eastAsia="MS UI Gothic" w:hAnsi="Times New Roman" w:cs="Times New Roman"/>
-          <w:spacing w:val="30"/>
-          <w:sz w:val="24"/>
-          <w:szCs w:val="24"/>
-        </w:rPr>
-        <w:t xml:space="preserve"> me to build </w:t>
-      </w:r>
-      <w:proofErr w:type="spellStart"/>
-      <w:r>
-        <w:rPr>
-          <w:rFonts w:ascii="Times New Roman" w:eastAsia="MS UI Gothic" w:hAnsi="Times New Roman" w:cs="Times New Roman"/>
-          <w:spacing w:val="30"/>
-          <w:sz w:val="24"/>
-          <w:szCs w:val="24"/>
-        </w:rPr>
-        <w:t>awreness</w:t>
-      </w:r>
-      <w:proofErr w:type="spellEnd"/>
-      <w:r>
-        <w:rPr>
-          <w:rFonts w:ascii="Times New Roman" w:eastAsia="MS UI Gothic" w:hAnsi="Times New Roman" w:cs="Times New Roman"/>
-          <w:spacing w:val="30"/>
-          <w:sz w:val="24"/>
-          <w:szCs w:val="24"/>
-        </w:rPr>
-        <w:t xml:space="preserve"> and be aware of the harms of digital world and the scams involved in it. Overall, it prepared me to use digital technologies more effectively in both academic and </w:t>
-      </w:r>
-      <w:proofErr w:type="gramStart"/>
-      <w:r>
-        <w:rPr>
-          <w:rFonts w:ascii="Times New Roman" w:eastAsia="MS UI Gothic" w:hAnsi="Times New Roman" w:cs="Times New Roman"/>
-          <w:spacing w:val="30"/>
-          <w:sz w:val="24"/>
-          <w:szCs w:val="24"/>
-        </w:rPr>
-        <w:t>real world</w:t>
-      </w:r>
-      <w:proofErr w:type="gramEnd"/>
-      <w:r>
-        <w:rPr>
-          <w:rFonts w:ascii="Times New Roman" w:eastAsia="MS UI Gothic" w:hAnsi="Times New Roman" w:cs="Times New Roman"/>
-          <w:spacing w:val="30"/>
-          <w:sz w:val="24"/>
-          <w:szCs w:val="24"/>
-        </w:rPr>
-        <w:t xml:space="preserve"> situations.</w:t>
+        <w:t xml:space="preserve">  ahelped me to build awreness and be aware of the harms of digital world and the scams involved in it. Overall, it prepared me to use digital technologies more effectively in both academic and real world situations.</w:t>
       </w:r>
     </w:p>
     <w:p>
@@ -844,19 +582,11 @@
         </w:rPr>
         <w:t xml:space="preserve">, I created a digital </w:t>
       </w:r>
-      <w:proofErr w:type="spellStart"/>
       <w:r>
         <w:rPr>
           <w:spacing w:val="30"/>
         </w:rPr>
-        <w:t>litecy</w:t>
-      </w:r>
-      <w:proofErr w:type="spellEnd"/>
-      <w:r>
-        <w:rPr>
-          <w:spacing w:val="30"/>
-        </w:rPr>
-        <w:t xml:space="preserve"> infographic </w:t>
+        <w:t xml:space="preserve">litecy infographic </w:t>
       </w:r>
       <w:r>
         <w:rPr>
@@ -868,27 +598,13 @@
         <w:rPr>
           <w:spacing w:val="30"/>
         </w:rPr>
-        <w:t xml:space="preserve">singular </w:t>
-      </w:r>
-      <w:proofErr w:type="gramStart"/>
-      <w:r>
-        <w:rPr>
-          <w:spacing w:val="30"/>
-        </w:rPr>
-        <w:t xml:space="preserve">slide </w:t>
+        <w:t xml:space="preserve">singular slide </w:t>
       </w:r>
       <w:r>
         <w:rPr>
           <w:spacing w:val="30"/>
         </w:rPr>
-        <w:t xml:space="preserve"> that</w:t>
-      </w:r>
-      <w:proofErr w:type="gramEnd"/>
-      <w:r>
-        <w:rPr>
-          <w:spacing w:val="30"/>
-        </w:rPr>
-        <w:t xml:space="preserve"> highlighted the </w:t>
+        <w:t xml:space="preserve"> that highlighted the </w:t>
       </w:r>
       <w:r>
         <w:rPr>
@@ -900,37 +616,13 @@
         <w:rPr>
           <w:spacing w:val="30"/>
         </w:rPr>
-        <w:t xml:space="preserve"> of digital literacy in a simple manner. It included topics what digital literacy </w:t>
+        <w:t xml:space="preserve"> of digital literacy in a simple manner. It included topics what digital literacy means , what are some  useful tools for students, and safe internet practices to follow. I used </w:t>
       </w:r>
-      <w:proofErr w:type="gramStart"/>
       <w:r>
         <w:rPr>
           <w:spacing w:val="30"/>
         </w:rPr>
-        <w:t>means ,</w:t>
-      </w:r>
-      <w:proofErr w:type="gramEnd"/>
-      <w:r>
-        <w:rPr>
-          <w:spacing w:val="30"/>
-        </w:rPr>
-        <w:t xml:space="preserve"> what are some  useful tools for students, and safe internet practices to follow. I used </w:t>
-      </w:r>
-      <w:proofErr w:type="spellStart"/>
-      <w:proofErr w:type="gramStart"/>
-      <w:r>
-        <w:rPr>
-          <w:spacing w:val="30"/>
-        </w:rPr>
-        <w:t>pictures,captivating</w:t>
-      </w:r>
-      <w:proofErr w:type="spellEnd"/>
-      <w:proofErr w:type="gramEnd"/>
-      <w:r>
-        <w:rPr>
-          <w:spacing w:val="30"/>
-        </w:rPr>
-        <w:t xml:space="preserve"> info and other stuff</w:t>
+        <w:t>pictures,captivating info and other stuff</w:t>
       </w:r>
       <w:r>
         <w:rPr>
@@ -980,35 +672,7 @@
         <w:rPr>
           <w:spacing w:val="30"/>
         </w:rPr>
-        <w:t xml:space="preserve"> make a </w:t>
-      </w:r>
-      <w:proofErr w:type="gramStart"/>
-      <w:r>
-        <w:rPr>
-          <w:spacing w:val="30"/>
-        </w:rPr>
-        <w:t>template ,</w:t>
-      </w:r>
-      <w:proofErr w:type="gramEnd"/>
-      <w:r>
-        <w:rPr>
-          <w:spacing w:val="30"/>
-        </w:rPr>
-        <w:t xml:space="preserve"> add </w:t>
-      </w:r>
-      <w:proofErr w:type="spellStart"/>
-      <w:r>
-        <w:rPr>
-          <w:spacing w:val="30"/>
-        </w:rPr>
-        <w:t>colors</w:t>
-      </w:r>
-      <w:proofErr w:type="spellEnd"/>
-      <w:r>
-        <w:rPr>
-          <w:spacing w:val="30"/>
-        </w:rPr>
-        <w:t xml:space="preserve"> , pictures and edit it with ease</w:t>
+        <w:t xml:space="preserve"> make a template , add colors , pictures and edit it with ease</w:t>
       </w:r>
     </w:p>
     <w:p>
@@ -1167,21 +831,7 @@
         <w:rPr>
           <w:spacing w:val="30"/>
         </w:rPr>
-        <w:t xml:space="preserve">the </w:t>
-      </w:r>
-      <w:proofErr w:type="gramStart"/>
-      <w:r>
-        <w:rPr>
-          <w:spacing w:val="30"/>
-        </w:rPr>
-        <w:t>community ,</w:t>
-      </w:r>
-      <w:proofErr w:type="gramEnd"/>
-      <w:r>
-        <w:rPr>
-          <w:spacing w:val="30"/>
-        </w:rPr>
-        <w:t xml:space="preserve"> clear my doubts and to interact with fellow coders .</w:t>
+        <w:t>the community , clear my doubts and to interact with fellow coders .</w:t>
       </w:r>
     </w:p>
     <w:p>
@@ -1285,21 +935,7 @@
         <w:rPr>
           <w:spacing w:val="30"/>
         </w:rPr>
-        <w:t xml:space="preserve">In addition, I created a Google Form as a Digital Literacy Awareness Quiz with five questions, including multiple-choice and descriptive questions. I also viewed the responses in Google Sheets, which helped me understand how data can be collected and </w:t>
-      </w:r>
-      <w:proofErr w:type="spellStart"/>
-      <w:r>
-        <w:rPr>
-          <w:spacing w:val="30"/>
-        </w:rPr>
-        <w:t>analyzed</w:t>
-      </w:r>
-      <w:proofErr w:type="spellEnd"/>
-      <w:r>
-        <w:rPr>
-          <w:spacing w:val="30"/>
-        </w:rPr>
-        <w:t xml:space="preserve"> efficiently.</w:t>
+        <w:t>In addition, I created a Google Form as a Digital Literacy Awareness Quiz with five questions, including multiple-choice and descriptive questions. I also viewed the responses in Google Sheets, which helped me understand how data can be collected and analyzed efficiently.</w:t>
       </w:r>
     </w:p>
     <w:p>
@@ -1404,21 +1040,7 @@
         <w:rPr>
           <w:spacing w:val="30"/>
         </w:rPr>
-        <w:t xml:space="preserve">I also created a checklist of </w:t>
-      </w:r>
-      <w:proofErr w:type="gramStart"/>
-      <w:r>
-        <w:rPr>
-          <w:spacing w:val="30"/>
-        </w:rPr>
-        <w:t>do’s</w:t>
-      </w:r>
-      <w:proofErr w:type="gramEnd"/>
-      <w:r>
-        <w:rPr>
-          <w:spacing w:val="30"/>
-        </w:rPr>
-        <w:t xml:space="preserve"> and don’ts for responsible social media use. One situation where poor communication can cause problems is when a student sends an informal or unclear email to a professor, which may be ignored or misunderstood. This can lead to missed opportunities or negative impressions. To avoid this, it is important to be clear, respectful, and professional in all digital communication. This task improved my awareness of how to communicate effectively online.</w:t>
+        <w:t>I also created a checklist of do’s and don’ts for responsible social media use. One situation where poor communication can cause problems is when a student sends an informal or unclear email to a professor, which may be ignored or misunderstood. This can lead to missed opportunities or negative impressions. To avoid this, it is important to be clear, respectful, and professional in all digital communication. This task improved my awareness of how to communicate effectively online.</w:t>
       </w:r>
     </w:p>
     <w:p>
@@ -1635,7 +1257,6 @@
           <w:lang w:val="en-IN" w:eastAsia="en-IN"/>
         </w:rPr>
       </w:pPr>
-      <w:proofErr w:type="gramStart"/>
       <w:r>
         <w:rPr>
           <w:rFonts w:ascii="Times New Roman" w:eastAsia="Times New Roman" w:hAnsi="Symbol" w:cs="Times New Roman"/>
@@ -1652,17 +1273,7 @@
           <w:szCs w:val="24"/>
           <w:lang w:val="en-IN" w:eastAsia="en-IN"/>
         </w:rPr>
-        <w:t xml:space="preserve">  Canva</w:t>
-      </w:r>
-      <w:proofErr w:type="gramEnd"/>
-      <w:r>
-        <w:rPr>
-          <w:rFonts w:ascii="Times New Roman" w:eastAsia="Times New Roman" w:hAnsi="Times New Roman" w:cs="Times New Roman"/>
-          <w:sz w:val="24"/>
-          <w:szCs w:val="24"/>
-          <w:lang w:val="en-IN" w:eastAsia="en-IN"/>
-        </w:rPr>
-        <w:t xml:space="preserve"> – </w:t>
+        <w:t xml:space="preserve">  Canva – </w:t>
       </w:r>
       <w:hyperlink r:id="rId7" w:tgtFrame="_new" w:history="1">
         <w:r>
@@ -1697,7 +1308,6 @@
           <w:lang w:val="en-IN" w:eastAsia="en-IN"/>
         </w:rPr>
       </w:pPr>
-      <w:proofErr w:type="gramStart"/>
       <w:r>
         <w:rPr>
           <w:rFonts w:ascii="Times New Roman" w:eastAsia="Times New Roman" w:hAnsi="Symbol" w:cs="Times New Roman"/>
@@ -1714,17 +1324,7 @@
           <w:szCs w:val="24"/>
           <w:lang w:val="en-IN" w:eastAsia="en-IN"/>
         </w:rPr>
-        <w:t xml:space="preserve">  GitHub</w:t>
-      </w:r>
-      <w:proofErr w:type="gramEnd"/>
-      <w:r>
-        <w:rPr>
-          <w:rFonts w:ascii="Times New Roman" w:eastAsia="Times New Roman" w:hAnsi="Times New Roman" w:cs="Times New Roman"/>
-          <w:sz w:val="24"/>
-          <w:szCs w:val="24"/>
-          <w:lang w:val="en-IN" w:eastAsia="en-IN"/>
-        </w:rPr>
-        <w:t xml:space="preserve"> – </w:t>
+        <w:t xml:space="preserve">  GitHub – </w:t>
       </w:r>
       <w:hyperlink r:id="rId8" w:tgtFrame="_new" w:history="1">
         <w:r>
@@ -1759,7 +1359,6 @@
           <w:lang w:val="en-IN" w:eastAsia="en-IN"/>
         </w:rPr>
       </w:pPr>
-      <w:proofErr w:type="gramStart"/>
       <w:r>
         <w:rPr>
           <w:rFonts w:ascii="Times New Roman" w:eastAsia="Times New Roman" w:hAnsi="Symbol" w:cs="Times New Roman"/>
@@ -1776,17 +1375,7 @@
           <w:szCs w:val="24"/>
           <w:lang w:val="en-IN" w:eastAsia="en-IN"/>
         </w:rPr>
-        <w:t xml:space="preserve">  LinkedIn</w:t>
-      </w:r>
-      <w:proofErr w:type="gramEnd"/>
-      <w:r>
-        <w:rPr>
-          <w:rFonts w:ascii="Times New Roman" w:eastAsia="Times New Roman" w:hAnsi="Times New Roman" w:cs="Times New Roman"/>
-          <w:sz w:val="24"/>
-          <w:szCs w:val="24"/>
-          <w:lang w:val="en-IN" w:eastAsia="en-IN"/>
-        </w:rPr>
-        <w:t xml:space="preserve"> – </w:t>
+        <w:t xml:space="preserve">  LinkedIn – </w:t>
       </w:r>
       <w:hyperlink r:id="rId9" w:tgtFrame="_new" w:history="1">
         <w:r>
@@ -1821,7 +1410,6 @@
           <w:lang w:val="en-IN" w:eastAsia="en-IN"/>
         </w:rPr>
       </w:pPr>
-      <w:proofErr w:type="gramStart"/>
       <w:r>
         <w:rPr>
           <w:rFonts w:ascii="Times New Roman" w:eastAsia="Times New Roman" w:hAnsi="Symbol" w:cs="Times New Roman"/>
@@ -1838,17 +1426,7 @@
           <w:szCs w:val="24"/>
           <w:lang w:val="en-IN" w:eastAsia="en-IN"/>
         </w:rPr>
-        <w:t xml:space="preserve">  Kaggle</w:t>
-      </w:r>
-      <w:proofErr w:type="gramEnd"/>
-      <w:r>
-        <w:rPr>
-          <w:rFonts w:ascii="Times New Roman" w:eastAsia="Times New Roman" w:hAnsi="Times New Roman" w:cs="Times New Roman"/>
-          <w:sz w:val="24"/>
-          <w:szCs w:val="24"/>
-          <w:lang w:val="en-IN" w:eastAsia="en-IN"/>
-        </w:rPr>
-        <w:t xml:space="preserve"> – </w:t>
+        <w:t xml:space="preserve">  Kaggle – </w:t>
       </w:r>
       <w:hyperlink r:id="rId10" w:tgtFrame="_new" w:history="1">
         <w:r>
@@ -1883,7 +1461,6 @@
           <w:lang w:val="en-IN" w:eastAsia="en-IN"/>
         </w:rPr>
       </w:pPr>
-      <w:proofErr w:type="gramStart"/>
       <w:r>
         <w:rPr>
           <w:rFonts w:ascii="Times New Roman" w:eastAsia="Times New Roman" w:hAnsi="Symbol" w:cs="Times New Roman"/>
@@ -1900,26 +1477,7 @@
           <w:szCs w:val="24"/>
           <w:lang w:val="en-IN" w:eastAsia="en-IN"/>
         </w:rPr>
-        <w:t xml:space="preserve">  </w:t>
-      </w:r>
-      <w:r>
-        <w:rPr>
-          <w:rFonts w:ascii="Times New Roman" w:eastAsia="Times New Roman" w:hAnsi="Times New Roman" w:cs="Times New Roman"/>
-          <w:sz w:val="24"/>
-          <w:szCs w:val="24"/>
-          <w:lang w:val="en-IN" w:eastAsia="en-IN"/>
-        </w:rPr>
-        <w:t>HackerRank</w:t>
-      </w:r>
-      <w:proofErr w:type="gramEnd"/>
-      <w:r>
-        <w:rPr>
-          <w:rFonts w:ascii="Times New Roman" w:eastAsia="Times New Roman" w:hAnsi="Times New Roman" w:cs="Times New Roman"/>
-          <w:sz w:val="24"/>
-          <w:szCs w:val="24"/>
-          <w:lang w:val="en-IN" w:eastAsia="en-IN"/>
-        </w:rPr>
-        <w:t xml:space="preserve"> – </w:t>
+        <w:t xml:space="preserve">  HackerRank – </w:t>
       </w:r>
       <w:hyperlink r:id="rId11" w:tgtFrame="_new" w:history="1">
         <w:r>
@@ -1954,7 +1512,6 @@
           <w:lang w:val="en-IN" w:eastAsia="en-IN"/>
         </w:rPr>
       </w:pPr>
-      <w:proofErr w:type="gramStart"/>
       <w:r>
         <w:rPr>
           <w:rFonts w:ascii="Times New Roman" w:eastAsia="Times New Roman" w:hAnsi="Symbol" w:cs="Times New Roman"/>
@@ -1971,17 +1528,7 @@
           <w:szCs w:val="24"/>
           <w:lang w:val="en-IN" w:eastAsia="en-IN"/>
         </w:rPr>
-        <w:t xml:space="preserve">  Google</w:t>
-      </w:r>
-      <w:proofErr w:type="gramEnd"/>
-      <w:r>
-        <w:rPr>
-          <w:rFonts w:ascii="Times New Roman" w:eastAsia="Times New Roman" w:hAnsi="Times New Roman" w:cs="Times New Roman"/>
-          <w:sz w:val="24"/>
-          <w:szCs w:val="24"/>
-          <w:lang w:val="en-IN" w:eastAsia="en-IN"/>
-        </w:rPr>
-        <w:t xml:space="preserve"> Forms – </w:t>
+        <w:t xml:space="preserve">  Google Forms – </w:t>
       </w:r>
       <w:hyperlink r:id="rId12" w:tgtFrame="_new" w:history="1">
         <w:r>
@@ -2018,7 +1565,6 @@
           <w:u w:val="single"/>
         </w:rPr>
       </w:pPr>
-      <w:proofErr w:type="gramStart"/>
       <w:r>
         <w:rPr>
           <w:rFonts w:ascii="Times New Roman" w:eastAsia="Times New Roman" w:hAnsi="Symbol" w:cs="Times New Roman"/>
@@ -2035,17 +1581,7 @@
           <w:szCs w:val="24"/>
           <w:lang w:val="en-IN" w:eastAsia="en-IN"/>
         </w:rPr>
-        <w:t xml:space="preserve">  National</w:t>
-      </w:r>
-      <w:proofErr w:type="gramEnd"/>
-      <w:r>
-        <w:rPr>
-          <w:rFonts w:ascii="Times New Roman" w:eastAsia="Times New Roman" w:hAnsi="Times New Roman" w:cs="Times New Roman"/>
-          <w:sz w:val="24"/>
-          <w:szCs w:val="24"/>
-          <w:lang w:val="en-IN" w:eastAsia="en-IN"/>
-        </w:rPr>
-        <w:t xml:space="preserve"> Cyber Crime Portal – </w:t>
+        <w:t xml:space="preserve">  National Cyber Crime Portal – </w:t>
       </w:r>
       <w:hyperlink r:id="rId13" w:tgtFrame="_new" w:history="1">
         <w:r>
